--- a/menu/marketing/Zapusk_avtopostinga_Pinterest.docx
+++ b/menu/marketing/Zapusk_avtopostinga_Pinterest.docx
@@ -2381,7 +2381,7 @@
                 <w:sz w:val="19"/>
                 <w:szCs w:val="19"/>
               </w:rPr>
-              <w:t xml:space="preserve">Моё меню на неделю</w:t>
+              <w:t xml:space="preserve">Моё меню на всю неделю</w:t>
             </w:r>
           </w:p>
         </w:tc>
@@ -2455,7 +2455,7 @@
                 <w:sz w:val="19"/>
                 <w:szCs w:val="19"/>
               </w:rPr>
-              <w:t xml:space="preserve">Что приготовить на ужин</w:t>
+              <w:t xml:space="preserve">Что легко приготовить на ужин</w:t>
             </w:r>
           </w:p>
         </w:tc>
@@ -2529,7 +2529,7 @@
                 <w:sz w:val="19"/>
                 <w:szCs w:val="19"/>
               </w:rPr>
-              <w:t xml:space="preserve">Заготовки на неделю: как я готовлю</w:t>
+              <w:t xml:space="preserve">Заготовки на всю неделю: как я готовлю</w:t>
             </w:r>
           </w:p>
         </w:tc>
